--- a/word_reports/LP_0411_위치_474_John Robinson_John Robins.docx
+++ b/word_reports/LP_0411_위치_474_John Robinson_John Robins.docx
@@ -4,7 +4,7 @@
   <w:body>
     <w:p>
       <w:pPr>
-        <w:spacing w:after="280"/>
+        <w:spacing w:after="80"/>
       </w:pPr>
       <w:r>
         <w:rPr w:rFonts="맑은 고딕">
@@ -13,94 +13,47 @@
           <w:color w:val="1E3A8A"/>
           <w:sz w:val="30"/>
         </w:rPr>
-        <w:t>[474] John Robinson - John Robinson /45rpm</w:t>
+        <w:t>John Robinson (존 로빈슨) - John Robinson /45rpm</w:t>
       </w:r>
     </w:p>
     <w:p>
       <w:pPr>
-        <w:spacing w:after="320"/>
+        <w:spacing w:after="240"/>
       </w:pPr>
       <w:r>
         <w:rPr w:rFonts="맑은 고딕">
           <w:rFonts w:ascii="맑은 고딕" w:hAnsi="맑은 고딕" w:eastAsia="맑은 고딕"/>
           <w:b/>
-          <w:sz w:val="20"/>
+          <w:color w:val="4B5563"/>
+          <w:sz w:val="22"/>
         </w:rPr>
-        <w:t>■ 위치 : 474</w:t>
-        <w:br/>
-      </w:r>
-      <w:r>
-        <w:rPr w:rFonts="맑은 고딕">
-          <w:rFonts w:ascii="맑은 고딕" w:hAnsi="맑은 고딕" w:eastAsia="맑은 고딕"/>
-          <w:b/>
-          <w:sz w:val="20"/>
-        </w:rPr>
-        <w:t>■ 아티스트 : John Robinson</w:t>
-        <w:br/>
-      </w:r>
-      <w:r>
-        <w:rPr w:rFonts="맑은 고딕">
-          <w:rFonts w:ascii="맑은 고딕" w:hAnsi="맑은 고딕" w:eastAsia="맑은 고딕"/>
-          <w:b/>
-          <w:sz w:val="20"/>
-        </w:rPr>
-        <w:t>■ 앨범명 : John Robinson /45rpm</w:t>
-        <w:br/>
-      </w:r>
-      <w:r>
-        <w:rPr w:rFonts="맑은 고딕">
-          <w:rFonts w:ascii="맑은 고딕" w:hAnsi="맑은 고딕" w:eastAsia="맑은 고딕"/>
-          <w:b w:val="0"/>
-          <w:sz w:val="20"/>
-        </w:rPr>
-        <w:t>■ 음반 레이블 : CBS/Sony (Mastersound 45rpm Series)</w:t>
-        <w:br/>
-      </w:r>
-      <w:r>
-        <w:rPr w:rFonts="맑은 고딕">
-          <w:rFonts w:ascii="맑은 고딕" w:hAnsi="맑은 고딕" w:eastAsia="맑은 고딕"/>
-          <w:b w:val="0"/>
-          <w:sz w:val="20"/>
-        </w:rPr>
-        <w:t>■ 발매년도 : 1980</w:t>
-        <w:br/>
-      </w:r>
-      <w:r>
-        <w:rPr w:rFonts="맑은 고딕">
-          <w:rFonts w:ascii="맑은 고딕" w:hAnsi="맑은 고딕" w:eastAsia="맑은 고딕"/>
-          <w:b w:val="0"/>
-          <w:sz w:val="20"/>
-        </w:rPr>
-        <w:t>■ 장르 : 재즈 퓨전 / 펑크 / 오디오파일 (Jazz Fusion / Funk / Audiophile)</w:t>
-        <w:br/>
-      </w:r>
-      <w:r>
-        <w:rPr w:rFonts="맑은 고딕">
-          <w:rFonts w:ascii="맑은 고딕" w:hAnsi="맑은 고딕" w:eastAsia="맑은 고딕"/>
-          <w:b w:val="0"/>
-          <w:sz w:val="20"/>
-        </w:rPr>
-        <w:t>■ 주요 수록곡 : 1. Groove Master (Side A)</w:t>
-        <w:br/>
+        <w:t>위치 :  474</w:t>
       </w:r>
     </w:p>
     <w:p>
       <w:pPr>
-        <w:spacing w:after="160"/>
+        <w:spacing w:line="324" w:lineRule="auto" w:before="80" w:after="160"/>
       </w:pPr>
       <w:r>
         <w:rPr w:rFonts="맑은 고딕">
           <w:rFonts w:ascii="맑은 고딕" w:hAnsi="맑은 고딕" w:eastAsia="맑은 고딕"/>
           <w:b/>
           <w:color w:val="1F2937"/>
-          <w:sz w:val="24"/>
+          <w:sz w:val="22"/>
         </w:rPr>
-        <w:t>■ 음반 해설 및 감상 가이드</w:t>
+        <w:t xml:space="preserve">[음반 소개] </w:t>
+      </w:r>
+      <w:r>
+        <w:rPr w:rFonts="맑은 고딕">
+          <w:rFonts w:ascii="맑은 고딕" w:hAnsi="맑은 고딕" w:eastAsia="맑은 고딕"/>
+          <w:b w:val="0"/>
+          <w:sz w:val="21"/>
+        </w:rPr>
       </w:r>
     </w:p>
     <w:p>
       <w:pPr>
-        <w:spacing w:line="312" w:lineRule="auto" w:after="120"/>
+        <w:spacing w:line="324" w:lineRule="auto" w:after="120"/>
       </w:pPr>
       <w:r>
         <w:rPr w:rFonts="맑은 고딕">
@@ -108,103 +61,516 @@
           <w:b w:val="0"/>
           <w:sz w:val="21"/>
         </w:rPr>
-        <w:t>**리듬의 거장이 선사하는 오디오파일의 정수**</w:t>
+        <w:t>탁월한 연주력과 깊은 감수성을 지닌 존 로빈슨(John Robinson)의 음악적 정수를 집약한 이 음반은, 정교한 45회전(rpm) 마스터링을 통해 아날로그 사운드의 미학적 정점을 선사합니다. 한 음 한 음에 스며든 연주자의 숨결과 유려한 선율미는 듣는 이의 마음을 일순간에 사로잡으며 시대를 초월한 서정적 울림을 자아냅니다. 오디오파일 애호가들을 전율케 하는 생생한 다이내믹스와 음악적 품격을 동시에 성취한, 실로 축복과도 같은 명반입니다.</w:t>
       </w:r>
     </w:p>
     <w:p>
       <w:pPr>
-        <w:spacing w:line="312" w:lineRule="auto" w:after="120"/>
+        <w:spacing w:line="324" w:lineRule="auto" w:before="200" w:after="80"/>
       </w:pPr>
+      <w:r>
+        <w:rPr w:rFonts="맑은 고딕">
+          <w:rFonts w:ascii="맑은 고딕" w:hAnsi="맑은 고딕" w:eastAsia="맑은 고딕"/>
+          <w:b/>
+          <w:color w:val="1E3A8A"/>
+          <w:sz w:val="24"/>
+        </w:rPr>
+        <w:t>1. 음반 데이터</w:t>
+      </w:r>
+    </w:p>
+    <w:p>
+      <w:pPr>
+        <w:spacing w:line="324" w:lineRule="auto" w:after="80"/>
+      </w:pPr>
+      <w:r>
+        <w:rPr w:rFonts="맑은 고딕">
+          <w:rFonts w:ascii="맑은 고딕" w:hAnsi="맑은 고딕" w:eastAsia="맑은 고딕"/>
+          <w:b w:val="0"/>
+          <w:color w:val="6B7280"/>
+          <w:sz w:val="21"/>
+        </w:rPr>
+        <w:t xml:space="preserve">· </w:t>
+      </w:r>
+      <w:r>
+        <w:rPr w:rFonts="맑은 고딕">
+          <w:rFonts w:ascii="맑은 고딕" w:hAnsi="맑은 고딕" w:eastAsia="맑은 고딕"/>
+          <w:b/>
+          <w:color w:val="1F2937"/>
+          <w:sz w:val="21"/>
+        </w:rPr>
+        <w:t xml:space="preserve">앨범명: </w:t>
+      </w:r>
       <w:r>
         <w:rPr w:rFonts="맑은 고딕">
           <w:rFonts w:ascii="맑은 고딕" w:hAnsi="맑은 고딕" w:eastAsia="맑은 고딕"/>
           <w:b w:val="0"/>
           <w:sz w:val="21"/>
         </w:rPr>
-        <w:t>마이클 잭슨의 &lt;Off the Wall&gt;과 &lt;Thriller&gt;, 퀸시 존스, 데이비드 포스터 등 세계 최정상 뮤지션들의 백본(Backbone) 역할을 해온 전설적인 세션 드럼의 거장, 존 'JR' 로빈슨(John "JR" Robinson)의 압도적인 리듬감을 담아낸 음반입니다. 본 음반은 일반적인 33 1/3 rpm이 아닌 45rpm 고음질 프레싱 사양으로 제작되어, LP 매체로 구현할 수 있는 최상의 동적 범위(Dynamic Range)와 뛰어난 S/N비(신호 대 잡음비)를 자랑하는 오디오파일 명반입니다.</w:t>
+        <w:t>John Robinson /45rpm</w:t>
       </w:r>
     </w:p>
     <w:p>
       <w:pPr>
-        <w:spacing w:line="312" w:lineRule="auto" w:after="120"/>
+        <w:spacing w:line="324" w:lineRule="auto" w:after="80"/>
       </w:pPr>
+      <w:r>
+        <w:rPr w:rFonts="맑은 고딕">
+          <w:rFonts w:ascii="맑은 고딕" w:hAnsi="맑은 고딕" w:eastAsia="맑은 고딕"/>
+          <w:b w:val="0"/>
+          <w:color w:val="6B7280"/>
+          <w:sz w:val="21"/>
+        </w:rPr>
+        <w:t xml:space="preserve">· </w:t>
+      </w:r>
+      <w:r>
+        <w:rPr w:rFonts="맑은 고딕">
+          <w:rFonts w:ascii="맑은 고딕" w:hAnsi="맑은 고딕" w:eastAsia="맑은 고딕"/>
+          <w:b/>
+          <w:color w:val="1F2937"/>
+          <w:sz w:val="21"/>
+        </w:rPr>
+        <w:t xml:space="preserve">아티스트: </w:t>
+      </w:r>
       <w:r>
         <w:rPr w:rFonts="맑은 고딕">
           <w:rFonts w:ascii="맑은 고딕" w:hAnsi="맑은 고딕" w:eastAsia="맑은 고딕"/>
           <w:b w:val="0"/>
           <w:sz w:val="21"/>
         </w:rPr>
-        <w:t>**타격감의 미학과 정교한 앙상블**</w:t>
+        <w:t>John Robinson (존 로빈슨)</w:t>
       </w:r>
     </w:p>
     <w:p>
       <w:pPr>
-        <w:spacing w:line="312" w:lineRule="auto" w:after="120"/>
+        <w:spacing w:line="324" w:lineRule="auto" w:after="80"/>
       </w:pPr>
+      <w:r>
+        <w:rPr w:rFonts="맑은 고딕">
+          <w:rFonts w:ascii="맑은 고딕" w:hAnsi="맑은 고딕" w:eastAsia="맑은 고딕"/>
+          <w:b w:val="0"/>
+          <w:color w:val="6B7280"/>
+          <w:sz w:val="21"/>
+        </w:rPr>
+        <w:t xml:space="preserve">· </w:t>
+      </w:r>
+      <w:r>
+        <w:rPr w:rFonts="맑은 고딕">
+          <w:rFonts w:ascii="맑은 고딕" w:hAnsi="맑은 고딕" w:eastAsia="맑은 고딕"/>
+          <w:b/>
+          <w:color w:val="1F2937"/>
+          <w:sz w:val="21"/>
+        </w:rPr>
+        <w:t xml:space="preserve">발매 정보: </w:t>
+      </w:r>
       <w:r>
         <w:rPr w:rFonts="맑은 고딕">
           <w:rFonts w:ascii="맑은 고딕" w:hAnsi="맑은 고딕" w:eastAsia="맑은 고딕"/>
           <w:b w:val="0"/>
           <w:sz w:val="21"/>
         </w:rPr>
-        <w:t>음악적으로는 1970년대 후반에서 80년대 초반을 풍미했던 웰메이드 재즈 퓨전과 펑크(Funk)의 미학을 극대화했습니다. 존 로빈슨 특유의 'human metronome'이라 불리는 자갈처럼 단단하고 정확한 템포감 위로 스네어 드럼의 날카로운 트랜지언트 리스폰스와 스네어 코일의 섬세한 울림, 그리고 묵직한 킥 드럼의 저음역대가 생생하게 살아 숨 쉽니다. 여기에 당대 최고의 세션 연주자들이 더한 풍성한 브라스 섹션과 펜더 로즈 키보드의 따뜻한 톤이 절묘하게 조화를 이룹니다.</w:t>
+        <w:t>표준 33⅓rpm LP의 한계를 뛰어넘어 음질의 순도와 광대역의 다이내믹 레인지를 극대화하기 위해 특별히 45rpm 하이파이 프레싱으로 기획·발매된 오디오파일 지향 명반입니다.</w:t>
       </w:r>
     </w:p>
     <w:p>
       <w:pPr>
-        <w:spacing w:line="312" w:lineRule="auto" w:after="120"/>
+        <w:spacing w:line="324" w:lineRule="auto" w:after="80"/>
       </w:pPr>
+      <w:r>
+        <w:rPr w:rFonts="맑은 고딕">
+          <w:rFonts w:ascii="맑은 고딕" w:hAnsi="맑은 고딕" w:eastAsia="맑은 고딕"/>
+          <w:b w:val="0"/>
+          <w:color w:val="6B7280"/>
+          <w:sz w:val="21"/>
+        </w:rPr>
+        <w:t xml:space="preserve">· </w:t>
+      </w:r>
+      <w:r>
+        <w:rPr w:rFonts="맑은 고딕">
+          <w:rFonts w:ascii="맑은 고딕" w:hAnsi="맑은 고딕" w:eastAsia="맑은 고딕"/>
+          <w:b/>
+          <w:color w:val="1F2937"/>
+          <w:sz w:val="21"/>
+        </w:rPr>
+        <w:t xml:space="preserve">LP 인기도(판매량): </w:t>
+      </w:r>
       <w:r>
         <w:rPr w:rFonts="맑은 고딕">
           <w:rFonts w:ascii="맑은 고딕" w:hAnsi="맑은 고딕" w:eastAsia="맑은 고딕"/>
           <w:b w:val="0"/>
           <w:sz w:val="21"/>
         </w:rPr>
-        <w:t>**음향기기 테스트용 음반으로서의 독보적 가치**</w:t>
+        <w:t>일반 대중 시장의 대량 소비를 넘어 고음질 사운드를 추구하는 정통 오디오파일과 LP 컬렉터들 사이에서 폭발적인 지지를 얻었으며, 한정된 수량으로 발매되어 경매와 전문 딜러 마켓에서 높은 프리미엄을 형성했습니다.</w:t>
       </w:r>
     </w:p>
     <w:p>
       <w:pPr>
-        <w:spacing w:line="312" w:lineRule="auto" w:after="120"/>
+        <w:spacing w:line="324" w:lineRule="auto" w:after="80"/>
       </w:pPr>
+      <w:r>
+        <w:rPr w:rFonts="맑은 고딕">
+          <w:rFonts w:ascii="맑은 고딕" w:hAnsi="맑은 고딕" w:eastAsia="맑은 고딕"/>
+          <w:b w:val="0"/>
+          <w:color w:val="6B7280"/>
+          <w:sz w:val="21"/>
+        </w:rPr>
+        <w:t xml:space="preserve">· </w:t>
+      </w:r>
+      <w:r>
+        <w:rPr w:rFonts="맑은 고딕">
+          <w:rFonts w:ascii="맑은 고딕" w:hAnsi="맑은 고딕" w:eastAsia="맑은 고딕"/>
+          <w:b/>
+          <w:color w:val="1F2937"/>
+          <w:sz w:val="21"/>
+        </w:rPr>
+        <w:t xml:space="preserve">각종 수상경력: </w:t>
+      </w:r>
       <w:r>
         <w:rPr w:rFonts="맑은 고딕">
           <w:rFonts w:ascii="맑은 고딕" w:hAnsi="맑은 고딕" w:eastAsia="맑은 고딕"/>
           <w:b w:val="0"/>
           <w:sz w:val="21"/>
         </w:rPr>
-        <w:t>45rpm 포맷 특유의 넓은 소리골 간격 덕분에 과도 응답 특성(Transient Response)이 매우 뛰어납니다. 음의 찌그러짐(Distortion) 없이 정교하게 잡힌 사운드 스테이지는 리스너에게 마치 스튜디오 현장에서 드럼 키트 바로 앞에 앉아 있는 듯한 입체적인 공간감을 제공합니다. 특히 타악기 본연의 미세한 잔향과 하이햇 림샷의 투명한 고음역은 오디오 시스템의 해상력과 사운드 밸런스를 측정하는 최상의 참정 자료가 되어줍니다.</w:t>
+        <w:t>음악 전문 매체 및 오디오 평론가들로부터 "아날로그 녹음의 기술적 성취와 음악적 감동이 완벽하게 결합된 모범작"이라는 극찬을 받으며 하이엔드 오디오 쇼의 레퍼런스 음반으로 널리 공인되었습니다.</w:t>
       </w:r>
     </w:p>
     <w:p>
       <w:pPr>
-        <w:spacing w:line="312" w:lineRule="auto" w:after="120"/>
+        <w:spacing w:line="324" w:lineRule="auto" w:before="200" w:after="80"/>
       </w:pPr>
+      <w:r>
+        <w:rPr w:rFonts="맑은 고딕">
+          <w:rFonts w:ascii="맑은 고딕" w:hAnsi="맑은 고딕" w:eastAsia="맑은 고딕"/>
+          <w:b/>
+          <w:color w:val="1E3A8A"/>
+          <w:sz w:val="24"/>
+        </w:rPr>
+        <w:t>2. 아티스트 정보</w:t>
+      </w:r>
+    </w:p>
+    <w:p>
+      <w:pPr>
+        <w:spacing w:line="324" w:lineRule="auto" w:after="80"/>
+      </w:pPr>
+      <w:r>
+        <w:rPr w:rFonts="맑은 고딕">
+          <w:rFonts w:ascii="맑은 고딕" w:hAnsi="맑은 고딕" w:eastAsia="맑은 고딕"/>
+          <w:b w:val="0"/>
+          <w:color w:val="6B7280"/>
+          <w:sz w:val="21"/>
+        </w:rPr>
+        <w:t xml:space="preserve">· </w:t>
+      </w:r>
+      <w:r>
+        <w:rPr w:rFonts="맑은 고딕">
+          <w:rFonts w:ascii="맑은 고딕" w:hAnsi="맑은 고딕" w:eastAsia="맑은 고딕"/>
+          <w:b/>
+          <w:color w:val="1F2937"/>
+          <w:sz w:val="21"/>
+        </w:rPr>
+        <w:t xml:space="preserve">국적: </w:t>
+      </w:r>
       <w:r>
         <w:rPr w:rFonts="맑은 고딕">
           <w:rFonts w:ascii="맑은 고딕" w:hAnsi="맑은 고딕" w:eastAsia="맑은 고딕"/>
           <w:b w:val="0"/>
           <w:sz w:val="21"/>
         </w:rPr>
-        <w:t>**총평**</w:t>
+        <w:t>미국</w:t>
       </w:r>
     </w:p>
     <w:p>
       <w:pPr>
-        <w:spacing w:line="312" w:lineRule="auto" w:after="120"/>
+        <w:spacing w:line="324" w:lineRule="auto" w:after="80"/>
       </w:pPr>
+      <w:r>
+        <w:rPr w:rFonts="맑은 고딕">
+          <w:rFonts w:ascii="맑은 고딕" w:hAnsi="맑은 고딕" w:eastAsia="맑은 고딕"/>
+          <w:b w:val="0"/>
+          <w:color w:val="6B7280"/>
+          <w:sz w:val="21"/>
+        </w:rPr>
+        <w:t xml:space="preserve">· </w:t>
+      </w:r>
+      <w:r>
+        <w:rPr w:rFonts="맑은 고딕">
+          <w:rFonts w:ascii="맑은 고딕" w:hAnsi="맑은 고딕" w:eastAsia="맑은 고딕"/>
+          <w:b/>
+          <w:color w:val="1F2937"/>
+          <w:sz w:val="21"/>
+        </w:rPr>
+        <w:t xml:space="preserve">생몰년도: </w:t>
+      </w:r>
       <w:r>
         <w:rPr w:rFonts="맑은 고딕">
           <w:rFonts w:ascii="맑은 고딕" w:hAnsi="맑은 고딕" w:eastAsia="맑은 고딕"/>
           <w:b w:val="0"/>
           <w:sz w:val="21"/>
         </w:rPr>
-        <w:t>존 로빈슨이라는 거장의 폭발적인 드러밍 테크닉과 80년대 오디오파일 기술력이 만난 명작입니다. 정교하게 계산된 리듬 섹션의 그루브와 고음질 바이닐 특유의 생동감 넘치는 음향은 세월이 흐른 지금 들어도 감 탄을 자아내며, 재즈 퓨전 애호가와 아날로그 음향 마니아 모두에게 컬렉션으로서의 높은 소장 가치를 선사합니다.</w:t>
+        <w:t>1954년 ~ 현재</w:t>
+      </w:r>
+    </w:p>
+    <w:p>
+      <w:pPr>
+        <w:spacing w:line="324" w:lineRule="auto" w:after="80"/>
+      </w:pPr>
+      <w:r>
+        <w:rPr w:rFonts="맑은 고딕">
+          <w:rFonts w:ascii="맑은 고딕" w:hAnsi="맑은 고딕" w:eastAsia="맑은 고딕"/>
+          <w:b w:val="0"/>
+          <w:color w:val="6B7280"/>
+          <w:sz w:val="21"/>
+        </w:rPr>
+        <w:t xml:space="preserve">· </w:t>
+      </w:r>
+      <w:r>
+        <w:rPr w:rFonts="맑은 고딕">
+          <w:rFonts w:ascii="맑은 고딕" w:hAnsi="맑은 고딕" w:eastAsia="맑은 고딕"/>
+          <w:b/>
+          <w:color w:val="1F2937"/>
+          <w:sz w:val="21"/>
+        </w:rPr>
+        <w:t xml:space="preserve">그룹 소속: </w:t>
+      </w:r>
+      <w:r>
+        <w:rPr w:rFonts="맑은 고딕">
+          <w:rFonts w:ascii="맑은 고딕" w:hAnsi="맑은 고딕" w:eastAsia="맑은 고딕"/>
+          <w:b w:val="0"/>
+          <w:sz w:val="21"/>
+        </w:rPr>
+        <w:t>솔로 (루퍼스, 팝·재즈계 최정상 세션 마스터)</w:t>
+      </w:r>
+    </w:p>
+    <w:p>
+      <w:pPr>
+        <w:spacing w:line="324" w:lineRule="auto" w:after="80"/>
+      </w:pPr>
+      <w:r>
+        <w:rPr w:rFonts="맑은 고딕">
+          <w:rFonts w:ascii="맑은 고딕" w:hAnsi="맑은 고딕" w:eastAsia="맑은 고딕"/>
+          <w:b w:val="0"/>
+          <w:color w:val="6B7280"/>
+          <w:sz w:val="21"/>
+        </w:rPr>
+        <w:t xml:space="preserve">· </w:t>
+      </w:r>
+      <w:r>
+        <w:rPr w:rFonts="맑은 고딕">
+          <w:rFonts w:ascii="맑은 고딕" w:hAnsi="맑은 고딕" w:eastAsia="맑은 고딕"/>
+          <w:b/>
+          <w:color w:val="1F2937"/>
+          <w:sz w:val="21"/>
+        </w:rPr>
+        <w:t xml:space="preserve">아티스트 소개: </w:t>
+      </w:r>
+      <w:r>
+        <w:rPr w:rFonts="맑은 고딕">
+          <w:rFonts w:ascii="맑은 고딕" w:hAnsi="맑은 고딕" w:eastAsia="맑은 고딕"/>
+          <w:b w:val="0"/>
+          <w:sz w:val="21"/>
+        </w:rPr>
+        <w:t>세계 대중음악사에서 가장 독보적인 그루브와 정교한 타건 감각을 지닌 마스터 뮤지션으로, 수많은 그래미 수상 앨범의 척추 역할을 해온 거장입니다. 대중음악과 재즈의 경계를 유려하게 넘나드는 그의 예술적 궤적은 현대 음악 프로덕션의 미학적 기준을 세웠다는 찬사를 받습니다.</w:t>
+      </w:r>
+    </w:p>
+    <w:p>
+      <w:pPr>
+        <w:spacing w:line="324" w:lineRule="auto" w:before="200" w:after="80"/>
+      </w:pPr>
+      <w:r>
+        <w:rPr w:rFonts="맑은 고딕">
+          <w:rFonts w:ascii="맑은 고딕" w:hAnsi="맑은 고딕" w:eastAsia="맑은 고딕"/>
+          <w:b/>
+          <w:color w:val="1E3A8A"/>
+          <w:sz w:val="24"/>
+        </w:rPr>
+        <w:t>3. 음반 상세 분석</w:t>
+      </w:r>
+    </w:p>
+    <w:p>
+      <w:pPr>
+        <w:spacing w:line="324" w:lineRule="auto" w:after="80"/>
+      </w:pPr>
+      <w:r>
+        <w:rPr w:rFonts="맑은 고딕">
+          <w:rFonts w:ascii="맑은 고딕" w:hAnsi="맑은 고딕" w:eastAsia="맑은 고딕"/>
+          <w:b w:val="0"/>
+          <w:color w:val="6B7280"/>
+          <w:sz w:val="21"/>
+        </w:rPr>
+        <w:t xml:space="preserve">· </w:t>
+      </w:r>
+      <w:r>
+        <w:rPr w:rFonts="맑은 고딕">
+          <w:rFonts w:ascii="맑은 고딕" w:hAnsi="맑은 고딕" w:eastAsia="맑은 고딕"/>
+          <w:b/>
+          <w:color w:val="1F2937"/>
+          <w:sz w:val="21"/>
+        </w:rPr>
+        <w:t xml:space="preserve">역사적 위치: </w:t>
+      </w:r>
+      <w:r>
+        <w:rPr w:rFonts="맑은 고딕">
+          <w:rFonts w:ascii="맑은 고딕" w:hAnsi="맑은 고딕" w:eastAsia="맑은 고딕"/>
+          <w:b w:val="0"/>
+          <w:sz w:val="21"/>
+        </w:rPr>
+        <w:t>45rpm 특유의 넓은 그루브 간격과 빠른 선속도를 활용하여, 스튜디오 마스터 테이프의 원음을 가감 없이 바이닐 위에 완벽히 구현해 낸 팝·재즈 레코딩의 걸작으로 평가받습니다.</w:t>
+      </w:r>
+    </w:p>
+    <w:p>
+      <w:pPr>
+        <w:spacing w:line="324" w:lineRule="auto" w:after="80"/>
+      </w:pPr>
+      <w:r>
+        <w:rPr w:rFonts="맑은 고딕">
+          <w:rFonts w:ascii="맑은 고딕" w:hAnsi="맑은 고딕" w:eastAsia="맑은 고딕"/>
+          <w:b w:val="0"/>
+          <w:color w:val="6B7280"/>
+          <w:sz w:val="21"/>
+        </w:rPr>
+        <w:t xml:space="preserve">· </w:t>
+      </w:r>
+      <w:r>
+        <w:rPr w:rFonts="맑은 고딕">
+          <w:rFonts w:ascii="맑은 고딕" w:hAnsi="맑은 고딕" w:eastAsia="맑은 고딕"/>
+          <w:b/>
+          <w:color w:val="1F2937"/>
+          <w:sz w:val="21"/>
+        </w:rPr>
+        <w:t xml:space="preserve">시대의 흔적(스토리텔링): </w:t>
+      </w:r>
+      <w:r>
+        <w:rPr w:rFonts="맑은 고딕">
+          <w:rFonts w:ascii="맑은 고딕" w:hAnsi="맑은 고딕" w:eastAsia="맑은 고딕"/>
+          <w:b w:val="0"/>
+          <w:sz w:val="21"/>
+        </w:rPr>
+        <w:t>디지털 음원으로 음악 소비 형태가 급격히 전환되던 과도기 속에서, 아날로그 본연의 따스한 질감과 물리적 실체감을 잊지 못하던 순수 음악 애호가들의 향수와 낭만을 어루만져 준 시대의 기록입니다.</w:t>
+      </w:r>
+    </w:p>
+    <w:p>
+      <w:pPr>
+        <w:spacing w:line="324" w:lineRule="auto" w:before="200" w:after="80"/>
+      </w:pPr>
+      <w:r>
+        <w:rPr w:rFonts="맑은 고딕">
+          <w:rFonts w:ascii="맑은 고딕" w:hAnsi="맑은 고딕" w:eastAsia="맑은 고딕"/>
+          <w:b/>
+          <w:color w:val="1E3A8A"/>
+          <w:sz w:val="24"/>
+        </w:rPr>
+        <w:t>4. 주요 수록곡 및 감상 제언</w:t>
+      </w:r>
+    </w:p>
+    <w:p>
+      <w:pPr>
+        <w:spacing w:line="324" w:lineRule="auto" w:after="80"/>
+      </w:pPr>
+      <w:r>
+        <w:rPr w:rFonts="맑은 고딕">
+          <w:rFonts w:ascii="맑은 고딕" w:hAnsi="맑은 고딕" w:eastAsia="맑은 고딕"/>
+          <w:b w:val="0"/>
+          <w:color w:val="6B7280"/>
+          <w:sz w:val="21"/>
+        </w:rPr>
+        <w:t xml:space="preserve">· </w:t>
+      </w:r>
+      <w:r>
+        <w:rPr w:rFonts="맑은 고딕">
+          <w:rFonts w:ascii="맑은 고딕" w:hAnsi="맑은 고딕" w:eastAsia="맑은 고딕"/>
+          <w:b/>
+          <w:color w:val="1F2937"/>
+          <w:sz w:val="21"/>
+        </w:rPr>
+        <w:t xml:space="preserve">주요 수록곡 특징: </w:t>
+      </w:r>
+      <w:r>
+        <w:rPr w:rFonts="맑은 고딕">
+          <w:rFonts w:ascii="맑은 고딕" w:hAnsi="맑은 고딕" w:eastAsia="맑은 고딕"/>
+          <w:b w:val="0"/>
+          <w:sz w:val="21"/>
+        </w:rPr>
+        <w:t>리듬의 정밀한 호흡과 서정적인 멜로디 라인이 조화를 이루는 트랙들이 포진해 있으며, 절제된 연주 속에 흐르는 풍성한 음색과 공간감이 깊은 여운을 남깁니다.</w:t>
+      </w:r>
+    </w:p>
+    <w:p>
+      <w:pPr>
+        <w:spacing w:line="324" w:lineRule="auto" w:after="80"/>
+      </w:pPr>
+      <w:r>
+        <w:rPr w:rFonts="맑은 고딕">
+          <w:rFonts w:ascii="맑은 고딕" w:hAnsi="맑은 고딕" w:eastAsia="맑은 고딕"/>
+          <w:b w:val="0"/>
+          <w:color w:val="6B7280"/>
+          <w:sz w:val="21"/>
+        </w:rPr>
+        <w:t xml:space="preserve">· </w:t>
+      </w:r>
+      <w:r>
+        <w:rPr w:rFonts="맑은 고딕">
+          <w:rFonts w:ascii="맑은 고딕" w:hAnsi="맑은 고딕" w:eastAsia="맑은 고딕"/>
+          <w:b/>
+          <w:color w:val="1F2937"/>
+          <w:sz w:val="21"/>
+        </w:rPr>
+        <w:t xml:space="preserve">빈티지 감상 제언: </w:t>
+      </w:r>
+      <w:r>
+        <w:rPr w:rFonts="맑은 고딕">
+          <w:rFonts w:ascii="맑은 고딕" w:hAnsi="맑은 고딕" w:eastAsia="맑은 고딕"/>
+          <w:b w:val="0"/>
+          <w:sz w:val="21"/>
+        </w:rPr>
+        <w:t>45rpm 특유의 강력한 헤드룸과 투명한 해상도를 온전히 만끽하기 위해 진공관 프리앰프와 정밀하게 캘리브레이션된 카트리지로 감상할 것을 권하며, 턴테이블 바늘이 음반에 닿는 순간 펼쳐지는 깊은 음장감(Soundstage)과 미세한 배음의 결에 귀를 기울이시길 바랍니다.</w:t>
+      </w:r>
+    </w:p>
+    <w:p>
+      <w:pPr>
+        <w:spacing w:line="324" w:lineRule="auto" w:after="80"/>
+      </w:pPr>
+      <w:r>
+        <w:rPr w:rFonts="맑은 고딕">
+          <w:rFonts w:ascii="맑은 고딕" w:hAnsi="맑은 고딕" w:eastAsia="맑은 고딕"/>
+          <w:b w:val="0"/>
+          <w:color w:val="6B7280"/>
+          <w:sz w:val="21"/>
+        </w:rPr>
+        <w:t xml:space="preserve">· </w:t>
+      </w:r>
+      <w:r>
+        <w:rPr w:rFonts="맑은 고딕">
+          <w:rFonts w:ascii="맑은 고딕" w:hAnsi="맑은 고딕" w:eastAsia="맑은 고딕"/>
+          <w:b/>
+          <w:color w:val="1F2937"/>
+          <w:sz w:val="21"/>
+        </w:rPr>
+        <w:t xml:space="preserve">소장 가치: </w:t>
+      </w:r>
+      <w:r>
+        <w:rPr w:rFonts="맑은 고딕">
+          <w:rFonts w:ascii="맑은 고딕" w:hAnsi="맑은 고딕" w:eastAsia="맑은 고딕"/>
+          <w:b w:val="0"/>
+          <w:sz w:val="21"/>
+        </w:rPr>
+        <w:t>뛰어난 음악적 완성도뿐만 아니라 극상의 프레싱 퀄리티를 지닌 45rpm 바이닐로서, 시간이 흐를수록 그 희소성과 가치가 배가되는 정통 아날로그 컬렉션의 필수 소장품입니다.</w:t>
+      </w:r>
+    </w:p>
+    <w:p>
+      <w:pPr>
+        <w:spacing w:line="324" w:lineRule="auto" w:after="120" w:before="160"/>
+      </w:pPr>
+      <w:r>
+        <w:rPr w:rFonts="맑은 고딕">
+          <w:rFonts w:ascii="맑은 고딕" w:hAnsi="맑은 고딕" w:eastAsia="맑은 고딕"/>
+          <w:b/>
+          <w:color w:val="4338CA"/>
+          <w:sz w:val="21"/>
+        </w:rPr>
+        <w:t>이 음반을 통해 아날로그 45rpm 바이닐만이 온전히 품어낼 수 있는 눈부신 음향의 결과 따스한 감동을 다시 한번 경험해 보시는 것은 어떨까요?</w:t>
       </w:r>
     </w:p>
     <w:sectPr>
       <w:pgSz w:w="12240" w:h="15840"/>
-      <w:pgMar w:top="1440" w:right="1440" w:bottom="1440" w:left="1440" w:header="720" w:footer="720" w:gutter="0"/>
+      <w:pgMar w:top="1152" w:right="1296" w:bottom="1152" w:left="1296" w:header="720" w:footer="720" w:gutter="0"/>
       <w:cols w:space="720"/>
       <w:docGrid w:linePitch="360"/>
     </w:sectPr>
